--- a/Apuntes clase 19-10.docx
+++ b/Apuntes clase 19-10.docx
@@ -1,6 +1,6 @@
 
 <file path=word/document.xml><?xml version="1.0" encoding="utf-8"?>
-<w:document xmlns:wpc="http://schemas.microsoft.com/office/word/2010/wordprocessingCanvas" xmlns:cx="http://schemas.microsoft.com/office/drawing/2014/chartex" xmlns:cx1="http://schemas.microsoft.com/office/drawing/2015/9/8/chartex" xmlns:cx2="http://schemas.microsoft.com/office/drawing/2015/10/21/chartex" xmlns:cx3="http://schemas.microsoft.com/office/drawing/2016/5/9/chartex" xmlns:cx4="http://schemas.microsoft.com/office/drawing/2016/5/10/chartex" xmlns:cx5="http://schemas.microsoft.com/office/drawing/2016/5/11/chartex" xmlns:cx6="http://schemas.microsoft.com/office/drawing/2016/5/12/chartex" xmlns:cx7="http://schemas.microsoft.com/office/drawing/2016/5/13/chartex" xmlns:cx8="http://schemas.microsoft.com/office/drawing/2016/5/14/chartex" xmlns:mc="http://schemas.openxmlformats.org/markup-compatibility/2006" xmlns:aink="http://schemas.microsoft.com/office/drawing/2016/ink" xmlns:am3d="http://schemas.microsoft.com/office/drawing/2017/model3d" xmlns:o="urn:schemas-microsoft-com:office:office" xmlns:r="http://schemas.openxmlformats.org/officeDocument/2006/relationships" xmlns:m="http://schemas.openxmlformats.org/officeDocument/2006/math" xmlns:v="urn:schemas-microsoft-com:vml" xmlns:wp14="http://schemas.microsoft.com/office/word/2010/wordprocessingDrawing" xmlns:wp="http://schemas.openxmlformats.org/drawingml/2006/wordprocessingDrawing" xmlns:w10="urn:schemas-microsoft-com:office:word" xmlns:w="http://schemas.openxmlformats.org/wordprocessingml/2006/main" xmlns:w14="http://schemas.microsoft.com/office/word/2010/wordml" xmlns:w15="http://schemas.microsoft.com/office/word/2012/wordml" xmlns:w16cex="http://schemas.microsoft.com/office/word/2018/wordml/cex" xmlns:w16cid="http://schemas.microsoft.com/office/word/2016/wordml/cid" xmlns:w16="http://schemas.microsoft.com/office/word/2018/wordml" xmlns:w16sdtdh="http://schemas.microsoft.com/office/word/2020/wordml/sdtdatahash" xmlns:w16se="http://schemas.microsoft.com/office/word/2015/wordml/symex" xmlns:wpg="http://schemas.microsoft.com/office/word/2010/wordprocessingGroup" xmlns:wpi="http://schemas.microsoft.com/office/word/2010/wordprocessingInk" xmlns:wne="http://schemas.microsoft.com/office/word/2006/wordml" xmlns:wps="http://schemas.microsoft.com/office/word/2010/wordprocessingShape" mc:Ignorable="w14 w15 w16se w16cid w16 w16cex w16sdtdh wp14">
+<w:document xmlns:wpc="http://schemas.microsoft.com/office/word/2010/wordprocessingCanvas" xmlns:cx="http://schemas.microsoft.com/office/drawing/2014/chartex" xmlns:cx1="http://schemas.microsoft.com/office/drawing/2015/9/8/chartex" xmlns:cx2="http://schemas.microsoft.com/office/drawing/2015/10/21/chartex" xmlns:cx3="http://schemas.microsoft.com/office/drawing/2016/5/9/chartex" xmlns:cx4="http://schemas.microsoft.com/office/drawing/2016/5/10/chartex" xmlns:cx5="http://schemas.microsoft.com/office/drawing/2016/5/11/chartex" xmlns:cx6="http://schemas.microsoft.com/office/drawing/2016/5/12/chartex" xmlns:cx7="http://schemas.microsoft.com/office/drawing/2016/5/13/chartex" xmlns:cx8="http://schemas.microsoft.com/office/drawing/2016/5/14/chartex" xmlns:mc="http://schemas.openxmlformats.org/markup-compatibility/2006" xmlns:aink="http://schemas.microsoft.com/office/drawing/2016/ink" xmlns:am3d="http://schemas.microsoft.com/office/drawing/2017/model3d" xmlns:o="urn:schemas-microsoft-com:office:office" xmlns:oel="http://schemas.microsoft.com/office/2019/extlst" xmlns:r="http://schemas.openxmlformats.org/officeDocument/2006/relationships" xmlns:m="http://schemas.openxmlformats.org/officeDocument/2006/math" xmlns:v="urn:schemas-microsoft-com:vml" xmlns:wp14="http://schemas.microsoft.com/office/word/2010/wordprocessingDrawing" xmlns:wp="http://schemas.openxmlformats.org/drawingml/2006/wordprocessingDrawing" xmlns:w10="urn:schemas-microsoft-com:office:word" xmlns:w="http://schemas.openxmlformats.org/wordprocessingml/2006/main" xmlns:w14="http://schemas.microsoft.com/office/word/2010/wordml" xmlns:w15="http://schemas.microsoft.com/office/word/2012/wordml" xmlns:w16cex="http://schemas.microsoft.com/office/word/2018/wordml/cex" xmlns:w16cid="http://schemas.microsoft.com/office/word/2016/wordml/cid" xmlns:w16="http://schemas.microsoft.com/office/word/2018/wordml" xmlns:w16sdtdh="http://schemas.microsoft.com/office/word/2020/wordml/sdtdatahash" xmlns:w16se="http://schemas.microsoft.com/office/word/2015/wordml/symex" xmlns:wpg="http://schemas.microsoft.com/office/word/2010/wordprocessingGroup" xmlns:wpi="http://schemas.microsoft.com/office/word/2010/wordprocessingInk" xmlns:wne="http://schemas.microsoft.com/office/word/2006/wordml" xmlns:wps="http://schemas.microsoft.com/office/word/2010/wordprocessingShape" mc:Ignorable="w14 w15 w16se w16cid w16 w16cex w16sdtdh wp14">
   <w:body>
     <w:p>
       <w:pPr>
@@ -13,19 +13,11 @@
           <w:lang w:val="es-MX"/>
         </w:rPr>
       </w:pPr>
-      <w:proofErr w:type="spellStart"/>
-      <w:r>
-        <w:rPr>
-          <w:lang w:val="es-MX"/>
-        </w:rPr>
-        <w:t>APIs</w:t>
-      </w:r>
-      <w:proofErr w:type="spellEnd"/>
-      <w:r>
-        <w:rPr>
-          <w:lang w:val="es-MX"/>
-        </w:rPr>
-        <w:t xml:space="preserve"> para cargar productos automáticamente en la BD. Recomendada: </w:t>
+      <w:r>
+        <w:rPr>
+          <w:lang w:val="es-MX"/>
+        </w:rPr>
+        <w:t xml:space="preserve">APIs para cargar productos automáticamente en la BD. Recomendada: </w:t>
       </w:r>
     </w:p>
     <w:p>
@@ -57,33 +49,11 @@
           <w:lang w:val="es-MX"/>
         </w:rPr>
       </w:pPr>
-      <w:proofErr w:type="spellStart"/>
-      <w:r>
-        <w:rPr>
-          <w:lang w:val="es-MX"/>
-        </w:rPr>
-        <w:t>Vcript</w:t>
-      </w:r>
-      <w:proofErr w:type="spellEnd"/>
-      <w:r>
-        <w:rPr>
-          <w:lang w:val="es-MX"/>
-        </w:rPr>
-        <w:t xml:space="preserve"> para encriptar </w:t>
-      </w:r>
-      <w:proofErr w:type="spellStart"/>
-      <w:r>
-        <w:rPr>
-          <w:lang w:val="es-MX"/>
-        </w:rPr>
-        <w:t>constraseñas</w:t>
-      </w:r>
-      <w:proofErr w:type="spellEnd"/>
-      <w:r>
-        <w:rPr>
-          <w:lang w:val="es-MX"/>
-        </w:rPr>
-        <w:t xml:space="preserve"> si </w:t>
+      <w:r>
+        <w:rPr>
+          <w:lang w:val="es-MX"/>
+        </w:rPr>
+        <w:t xml:space="preserve">Vcript para encriptar constraseñas </w:t>
       </w:r>
     </w:p>
     <w:p>
@@ -97,19 +67,11 @@
           <w:lang w:val="es-MX"/>
         </w:rPr>
       </w:pPr>
-      <w:proofErr w:type="spellStart"/>
-      <w:r>
-        <w:rPr>
-          <w:lang w:val="es-MX"/>
-        </w:rPr>
-        <w:t>Metodos</w:t>
-      </w:r>
-      <w:proofErr w:type="spellEnd"/>
-      <w:r>
-        <w:rPr>
-          <w:lang w:val="es-MX"/>
-        </w:rPr>
-        <w:t xml:space="preserve"> de pago</w:t>
+      <w:r>
+        <w:rPr>
+          <w:lang w:val="es-MX"/>
+        </w:rPr>
+        <w:t>Metodos de pago</w:t>
       </w:r>
     </w:p>
     <w:p>
@@ -127,63 +89,13 @@
         <w:rPr>
           <w:lang w:val="es-MX"/>
         </w:rPr>
-        <w:t xml:space="preserve">Como subirlo a la nube. Depende del tipo de proyecto. Tenemos arquitecturas diferenciadas. </w:t>
-      </w:r>
-      <w:proofErr w:type="spellStart"/>
-      <w:r>
-        <w:rPr>
-          <w:lang w:val="es-MX"/>
-        </w:rPr>
-        <w:t>Tambien</w:t>
-      </w:r>
-      <w:proofErr w:type="spellEnd"/>
-      <w:r>
-        <w:rPr>
-          <w:lang w:val="es-MX"/>
-        </w:rPr>
-        <w:t xml:space="preserve"> del tipo de actividad. El </w:t>
-      </w:r>
-      <w:proofErr w:type="spellStart"/>
-      <w:r>
-        <w:rPr>
-          <w:lang w:val="es-MX"/>
-        </w:rPr>
-        <w:t>front</w:t>
-      </w:r>
-      <w:proofErr w:type="spellEnd"/>
-      <w:r>
-        <w:rPr>
-          <w:lang w:val="es-MX"/>
-        </w:rPr>
-        <w:t xml:space="preserve"> no es </w:t>
-      </w:r>
-      <w:proofErr w:type="spellStart"/>
-      <w:r>
-        <w:rPr>
-          <w:lang w:val="es-MX"/>
-        </w:rPr>
-        <w:t>dinamico</w:t>
-      </w:r>
-      <w:proofErr w:type="spellEnd"/>
-      <w:r>
-        <w:rPr>
-          <w:lang w:val="es-MX"/>
-        </w:rPr>
-        <w:t>, el que realiza la actividad es el back (</w:t>
-      </w:r>
-      <w:proofErr w:type="spellStart"/>
-      <w:r>
-        <w:rPr>
-          <w:lang w:val="es-MX"/>
-        </w:rPr>
-        <w:t>dinamico</w:t>
-      </w:r>
-      <w:proofErr w:type="spellEnd"/>
-      <w:r>
-        <w:rPr>
-          <w:lang w:val="es-MX"/>
-        </w:rPr>
-        <w:t xml:space="preserve">) </w:t>
+        <w:t xml:space="preserve">Como subirlo a la nube. Depende del tipo de proyecto. Tenemos arquitecturas diferenciadas. Tambien del tipo de actividad. El front no es dinamico, el que realiza la actividad es el back (dinamico) </w:t>
+      </w:r>
+      <w:r>
+        <w:rPr>
+          <w:lang w:val="es-MX"/>
+        </w:rPr>
+        <w:t>. AMBOS HOSTEOS SOLO PERMITEN UN COMMITEADOR A LA RAMA MAIN PORQUE SINO COBRAN, DEFINIR QUIEN VA A HACERLO.</w:t>
       </w:r>
     </w:p>
     <w:p>
@@ -201,21 +113,7 @@
         <w:rPr>
           <w:lang w:val="es-MX"/>
         </w:rPr>
-        <w:t xml:space="preserve">Back en un server potente para que pueda actuar según las </w:t>
-      </w:r>
-      <w:proofErr w:type="spellStart"/>
-      <w:r>
-        <w:rPr>
-          <w:lang w:val="es-MX"/>
-        </w:rPr>
-        <w:t>multiples</w:t>
-      </w:r>
-      <w:proofErr w:type="spellEnd"/>
-      <w:r>
-        <w:rPr>
-          <w:lang w:val="es-MX"/>
-        </w:rPr>
-        <w:t xml:space="preserve"> </w:t>
+        <w:t xml:space="preserve">Back en un server potente para que pueda actuar según las multiples </w:t>
       </w:r>
       <w:r>
         <w:rPr>
@@ -239,30 +137,8 @@
         <w:rPr>
           <w:lang w:val="es-MX"/>
         </w:rPr>
-        <w:t xml:space="preserve">Front en </w:t>
-      </w:r>
-      <w:proofErr w:type="spellStart"/>
-      <w:r>
-        <w:rPr>
-          <w:lang w:val="es-MX"/>
-        </w:rPr>
-        <w:t>Vercel</w:t>
-      </w:r>
-      <w:proofErr w:type="spellEnd"/>
-      <w:r>
-        <w:rPr>
-          <w:lang w:val="es-MX"/>
-        </w:rPr>
-        <w:t xml:space="preserve"> / </w:t>
-      </w:r>
-      <w:proofErr w:type="spellStart"/>
-      <w:r>
-        <w:rPr>
-          <w:lang w:val="es-MX"/>
-        </w:rPr>
-        <w:t>Netlify</w:t>
-      </w:r>
-      <w:proofErr w:type="spellEnd"/>
+        <w:t>Front en Vercel / Netlify</w:t>
+      </w:r>
     </w:p>
     <w:p>
       <w:pPr>
@@ -275,109 +151,492 @@
           <w:lang w:val="es-MX"/>
         </w:rPr>
       </w:pPr>
-      <w:proofErr w:type="spellStart"/>
+      <w:r>
+        <w:rPr>
+          <w:lang w:val="es-MX"/>
+        </w:rPr>
+        <w:t>Dockerizar (Docker) el backend. Reemplaza a la computadora donde se va a localizar ese servidor.</w:t>
+      </w:r>
+    </w:p>
+    <w:p>
+      <w:pPr>
+        <w:pStyle w:val="Prrafodelista"/>
+        <w:numPr>
+          <w:ilvl w:val="0"/>
+          <w:numId w:val="1"/>
+        </w:numPr>
+        <w:rPr>
+          <w:lang w:val="es-MX"/>
+        </w:rPr>
+      </w:pPr>
+      <w:r>
+        <w:rPr>
+          <w:lang w:val="es-MX"/>
+        </w:rPr>
+        <w:t>Trampa para que el servicio de render este siempre despierto</w:t>
+      </w:r>
+    </w:p>
+    <w:p>
+      <w:pPr>
+        <w:pStyle w:val="Prrafodelista"/>
+        <w:numPr>
+          <w:ilvl w:val="0"/>
+          <w:numId w:val="1"/>
+        </w:numPr>
+        <w:rPr>
+          <w:lang w:val="es-MX"/>
+        </w:rPr>
+      </w:pPr>
+      <w:r>
+        <w:rPr>
+          <w:lang w:val="es-MX"/>
+        </w:rPr>
+        <w:t xml:space="preserve">Cloudinary para guardar </w:t>
+      </w:r>
+      <w:r>
+        <w:rPr>
+          <w:lang w:val="es-MX"/>
+        </w:rPr>
+        <w:t>imágenes</w:t>
+      </w:r>
+      <w:r>
+        <w:rPr>
+          <w:lang w:val="es-MX"/>
+        </w:rPr>
+        <w:t xml:space="preserve"> eficientemente</w:t>
+      </w:r>
+    </w:p>
+    <w:p>
+      <w:pPr>
+        <w:pStyle w:val="Prrafodelista"/>
+        <w:numPr>
+          <w:ilvl w:val="0"/>
+          <w:numId w:val="1"/>
+        </w:numPr>
+        <w:rPr>
+          <w:lang w:val="es-MX"/>
+        </w:rPr>
+      </w:pPr>
+      <w:r>
+        <w:rPr>
+          <w:lang w:val="es-MX"/>
+        </w:rPr>
+        <w:t>Ollama servicio para descargar motores de IA en el equipo</w:t>
+      </w:r>
+    </w:p>
+    <w:p>
+      <w:pPr>
+        <w:rPr>
+          <w:lang w:val="es-MX"/>
+        </w:rPr>
+      </w:pPr>
+    </w:p>
+    <w:p>
+      <w:pPr>
+        <w:rPr>
+          <w:lang w:val="es-MX"/>
+        </w:rPr>
+      </w:pPr>
+    </w:p>
+    <w:p>
+      <w:pPr>
+        <w:rPr>
+          <w:lang w:val="es-MX"/>
+        </w:rPr>
+      </w:pPr>
+      <w:r>
+        <w:rPr>
+          <w:lang w:val="es-MX"/>
+        </w:rPr>
+        <w:br w:type="page"/>
+      </w:r>
+    </w:p>
+    <w:p>
+      <w:pPr>
+        <w:jc w:val="center"/>
+        <w:rPr>
+          <w:b/>
+          <w:bCs/>
+          <w:lang w:val="es-MX"/>
+        </w:rPr>
+      </w:pPr>
+      <w:r>
+        <w:rPr>
+          <w:b/>
+          <w:bCs/>
+          <w:sz w:val="24"/>
+          <w:szCs w:val="24"/>
+          <w:lang w:val="es-MX"/>
+        </w:rPr>
+        <w:lastRenderedPageBreak/>
+        <w:t>Tareas pendientes</w:t>
+      </w:r>
+    </w:p>
+    <w:p>
+      <w:pPr>
+        <w:rPr>
+          <w:b/>
+          <w:bCs/>
+          <w:lang w:val="es-MX"/>
+        </w:rPr>
+      </w:pPr>
+      <w:r>
+        <w:rPr>
+          <w:b/>
+          <w:bCs/>
+          <w:lang w:val="es-MX"/>
+        </w:rPr>
+        <w:t>Back</w:t>
+      </w:r>
+    </w:p>
+    <w:p>
+      <w:pPr>
+        <w:pStyle w:val="Prrafodelista"/>
+        <w:numPr>
+          <w:ilvl w:val="0"/>
+          <w:numId w:val="3"/>
+        </w:numPr>
+        <w:rPr>
+          <w:lang w:val="es-MX"/>
+        </w:rPr>
+      </w:pPr>
+      <w:r>
+        <w:rPr>
+          <w:lang w:val="es-MX"/>
+        </w:rPr>
+        <w:t>Conexión compartida MongoDB</w:t>
+      </w:r>
+      <w:r>
+        <w:rPr>
+          <w:lang w:val="es-MX"/>
+        </w:rPr>
+        <w:t xml:space="preserve"> ☑</w:t>
+      </w:r>
+    </w:p>
+    <w:p>
+      <w:pPr>
+        <w:pStyle w:val="Prrafodelista"/>
+        <w:numPr>
+          <w:ilvl w:val="0"/>
+          <w:numId w:val="3"/>
+        </w:numPr>
+        <w:rPr>
+          <w:lang w:val="es-MX"/>
+        </w:rPr>
+      </w:pPr>
+      <w:r>
+        <w:rPr>
+          <w:lang w:val="es-MX"/>
+        </w:rPr>
+        <w:t xml:space="preserve">Facturas </w:t>
+      </w:r>
+    </w:p>
+    <w:p>
+      <w:pPr>
+        <w:pStyle w:val="Prrafodelista"/>
+        <w:numPr>
+          <w:ilvl w:val="0"/>
+          <w:numId w:val="3"/>
+        </w:numPr>
+        <w:rPr>
+          <w:lang w:val="es-MX"/>
+        </w:rPr>
+      </w:pPr>
+      <w:r>
+        <w:rPr>
+          <w:lang w:val="es-MX"/>
+        </w:rPr>
+        <w:t xml:space="preserve">Carrito (orden) </w:t>
+      </w:r>
+      <w:r>
+        <w:rPr>
+          <w:lang w:val="es-MX"/>
+        </w:rPr>
+        <w:t>fijarse si ya está</w:t>
+      </w:r>
+    </w:p>
+    <w:p>
+      <w:pPr>
+        <w:pStyle w:val="Prrafodelista"/>
+        <w:numPr>
+          <w:ilvl w:val="0"/>
+          <w:numId w:val="3"/>
+        </w:numPr>
+        <w:rPr>
+          <w:lang w:val="es-MX"/>
+        </w:rPr>
+      </w:pPr>
+      <w:r>
+        <w:rPr>
+          <w:lang w:val="es-MX"/>
+        </w:rPr>
+        <w:t>Buscar como se hace para que el s</w:t>
+      </w:r>
+      <w:r>
+        <w:rPr>
+          <w:lang w:val="es-MX"/>
+        </w:rPr>
+        <w:t xml:space="preserve">ervicio de Render </w:t>
+      </w:r>
+      <w:r>
+        <w:rPr>
+          <w:lang w:val="es-MX"/>
+        </w:rPr>
+        <w:t>esté siempre activo.</w:t>
+      </w:r>
+    </w:p>
+    <w:p>
+      <w:pPr>
+        <w:pStyle w:val="Prrafodelista"/>
+        <w:numPr>
+          <w:ilvl w:val="0"/>
+          <w:numId w:val="3"/>
+        </w:numPr>
+        <w:rPr>
+          <w:lang w:val="es-MX"/>
+        </w:rPr>
+      </w:pPr>
       <w:r>
         <w:rPr>
           <w:lang w:val="es-MX"/>
         </w:rPr>
         <w:t>Dockerizar</w:t>
       </w:r>
-      <w:proofErr w:type="spellEnd"/>
-      <w:r>
-        <w:rPr>
-          <w:lang w:val="es-MX"/>
-        </w:rPr>
-        <w:t xml:space="preserve"> (Docker) el </w:t>
-      </w:r>
-      <w:proofErr w:type="spellStart"/>
-      <w:r>
-        <w:rPr>
-          <w:lang w:val="es-MX"/>
-        </w:rPr>
-        <w:t>backend</w:t>
-      </w:r>
-      <w:proofErr w:type="spellEnd"/>
-      <w:r>
-        <w:rPr>
-          <w:lang w:val="es-MX"/>
-        </w:rPr>
-        <w:t>. Reemplaza a la computadora donde se va a localizar ese servidor.</w:t>
-      </w:r>
-    </w:p>
-    <w:p>
-      <w:pPr>
-        <w:pStyle w:val="Prrafodelista"/>
-        <w:numPr>
-          <w:ilvl w:val="0"/>
-          <w:numId w:val="1"/>
-        </w:numPr>
-        <w:rPr>
-          <w:lang w:val="es-MX"/>
-        </w:rPr>
-      </w:pPr>
-      <w:r>
-        <w:rPr>
-          <w:lang w:val="es-MX"/>
-        </w:rPr>
-        <w:t>Trampa para que el servicio de render este siempre despierto</w:t>
-      </w:r>
-    </w:p>
-    <w:p>
-      <w:pPr>
-        <w:pStyle w:val="Prrafodelista"/>
-        <w:numPr>
-          <w:ilvl w:val="0"/>
-          <w:numId w:val="1"/>
-        </w:numPr>
-        <w:rPr>
-          <w:lang w:val="es-MX"/>
-        </w:rPr>
-      </w:pPr>
-      <w:proofErr w:type="spellStart"/>
-      <w:r>
-        <w:rPr>
-          <w:lang w:val="es-MX"/>
-        </w:rPr>
-        <w:t>Cloudinary</w:t>
-      </w:r>
-      <w:proofErr w:type="spellEnd"/>
-      <w:r>
-        <w:rPr>
-          <w:lang w:val="es-MX"/>
-        </w:rPr>
-        <w:t xml:space="preserve"> para guardar </w:t>
-      </w:r>
-      <w:r>
-        <w:rPr>
-          <w:lang w:val="es-MX"/>
-        </w:rPr>
-        <w:t>imágenes</w:t>
-      </w:r>
-    </w:p>
-    <w:p>
-      <w:pPr>
-        <w:pStyle w:val="Prrafodelista"/>
-        <w:numPr>
-          <w:ilvl w:val="0"/>
-          <w:numId w:val="1"/>
-        </w:numPr>
-        <w:rPr>
-          <w:lang w:val="es-MX"/>
-        </w:rPr>
-      </w:pPr>
-      <w:proofErr w:type="spellStart"/>
-      <w:r>
-        <w:rPr>
-          <w:lang w:val="es-MX"/>
-        </w:rPr>
-        <w:t>Ollama</w:t>
-      </w:r>
-      <w:proofErr w:type="spellEnd"/>
-      <w:r>
-        <w:rPr>
-          <w:lang w:val="es-MX"/>
-        </w:rPr>
-        <w:t xml:space="preserve"> servicio para descargar motores de IA en el equipo</w:t>
+    </w:p>
+    <w:p>
+      <w:pPr>
+        <w:pStyle w:val="Prrafodelista"/>
+        <w:numPr>
+          <w:ilvl w:val="0"/>
+          <w:numId w:val="3"/>
+        </w:numPr>
+        <w:rPr>
+          <w:lang w:val="es-MX"/>
+        </w:rPr>
+      </w:pPr>
+      <w:r>
+        <w:rPr>
+          <w:lang w:val="es-MX"/>
+        </w:rPr>
+        <w:t xml:space="preserve">Sesiones por mail </w:t>
+      </w:r>
+    </w:p>
+    <w:p>
+      <w:pPr>
+        <w:pStyle w:val="Prrafodelista"/>
+        <w:numPr>
+          <w:ilvl w:val="0"/>
+          <w:numId w:val="3"/>
+        </w:numPr>
+        <w:rPr>
+          <w:lang w:val="es-MX"/>
+        </w:rPr>
+      </w:pPr>
+      <w:r>
+        <w:rPr>
+          <w:lang w:val="es-MX"/>
+        </w:rPr>
+        <w:t>Mercado Pago (compartido)</w:t>
+      </w:r>
+    </w:p>
+    <w:p>
+      <w:pPr>
+        <w:pStyle w:val="Prrafodelista"/>
+        <w:numPr>
+          <w:ilvl w:val="0"/>
+          <w:numId w:val="3"/>
+        </w:numPr>
+        <w:rPr>
+          <w:lang w:val="es-MX"/>
+        </w:rPr>
+      </w:pPr>
+      <w:r>
+        <w:rPr>
+          <w:lang w:val="es-MX"/>
+        </w:rPr>
+        <w:t>Subir a la nube</w:t>
+      </w:r>
+      <w:r>
+        <w:rPr>
+          <w:lang w:val="es-MX"/>
+        </w:rPr>
+        <w:t xml:space="preserve"> (Vercel)</w:t>
+      </w:r>
+    </w:p>
+    <w:p>
+      <w:pPr>
+        <w:rPr>
+          <w:lang w:val="es-MX"/>
+        </w:rPr>
+      </w:pPr>
+    </w:p>
+    <w:p>
+      <w:pPr>
+        <w:rPr>
+          <w:lang w:val="es-MX"/>
+        </w:rPr>
+      </w:pPr>
+    </w:p>
+    <w:p>
+      <w:pPr>
+        <w:rPr>
+          <w:b/>
+          <w:bCs/>
+          <w:lang w:val="es-MX"/>
+        </w:rPr>
+      </w:pPr>
+      <w:r>
+        <w:rPr>
+          <w:b/>
+          <w:bCs/>
+          <w:lang w:val="es-MX"/>
+        </w:rPr>
+        <w:t>Front</w:t>
+      </w:r>
+    </w:p>
+    <w:p>
+      <w:pPr>
+        <w:pStyle w:val="Prrafodelista"/>
+        <w:numPr>
+          <w:ilvl w:val="0"/>
+          <w:numId w:val="4"/>
+        </w:numPr>
+        <w:rPr>
+          <w:lang w:val="es-MX"/>
+        </w:rPr>
+      </w:pPr>
+      <w:r>
+        <w:rPr>
+          <w:lang w:val="es-MX"/>
+        </w:rPr>
+        <w:t>Armar el repositorio</w:t>
+      </w:r>
+    </w:p>
+    <w:p>
+      <w:pPr>
+        <w:pStyle w:val="Prrafodelista"/>
+        <w:numPr>
+          <w:ilvl w:val="0"/>
+          <w:numId w:val="4"/>
+        </w:numPr>
+        <w:rPr>
+          <w:lang w:val="es-MX"/>
+        </w:rPr>
+      </w:pPr>
+      <w:r>
+        <w:rPr>
+          <w:lang w:val="es-MX"/>
+        </w:rPr>
+        <w:t xml:space="preserve">Vistas de categoría, marca, admin, perfil de usuario, carrito, </w:t>
+      </w:r>
+    </w:p>
+    <w:p>
+      <w:pPr>
+        <w:pStyle w:val="Prrafodelista"/>
+        <w:numPr>
+          <w:ilvl w:val="0"/>
+          <w:numId w:val="4"/>
+        </w:numPr>
+        <w:rPr>
+          <w:lang w:val="es-MX"/>
+        </w:rPr>
+      </w:pPr>
+      <w:r>
+        <w:rPr>
+          <w:lang w:val="es-MX"/>
+        </w:rPr>
+        <w:t>Mercado Pago (compartido)</w:t>
+      </w:r>
+    </w:p>
+    <w:p>
+      <w:pPr>
+        <w:pStyle w:val="Prrafodelista"/>
+        <w:numPr>
+          <w:ilvl w:val="0"/>
+          <w:numId w:val="4"/>
+        </w:numPr>
+        <w:rPr>
+          <w:lang w:val="es-MX"/>
+        </w:rPr>
+      </w:pPr>
+      <w:r>
+        <w:rPr>
+          <w:lang w:val="es-MX"/>
+        </w:rPr>
+        <w:t>Sesiones por mail</w:t>
+      </w:r>
+    </w:p>
+    <w:p>
+      <w:pPr>
+        <w:pStyle w:val="Prrafodelista"/>
+        <w:numPr>
+          <w:ilvl w:val="0"/>
+          <w:numId w:val="4"/>
+        </w:numPr>
+        <w:rPr>
+          <w:lang w:val="es-MX"/>
+        </w:rPr>
+      </w:pPr>
+      <w:r>
+        <w:rPr>
+          <w:lang w:val="es-MX"/>
+        </w:rPr>
+        <w:t>CSSs</w:t>
+      </w:r>
+    </w:p>
+    <w:p>
+      <w:pPr>
+        <w:pStyle w:val="Prrafodelista"/>
+        <w:numPr>
+          <w:ilvl w:val="0"/>
+          <w:numId w:val="4"/>
+        </w:numPr>
+        <w:rPr>
+          <w:lang w:val="es-MX"/>
+        </w:rPr>
+      </w:pPr>
+      <w:r>
+        <w:rPr>
+          <w:lang w:val="es-MX"/>
+        </w:rPr>
+        <w:t>Subir a la nube</w:t>
+      </w:r>
+      <w:r>
+        <w:rPr>
+          <w:lang w:val="es-MX"/>
+        </w:rPr>
+        <w:t xml:space="preserve"> (Render)</w:t>
+      </w:r>
+    </w:p>
+    <w:p>
+      <w:pPr>
+        <w:rPr>
+          <w:lang w:val="es-MX"/>
+        </w:rPr>
+      </w:pPr>
+    </w:p>
+    <w:p>
+      <w:pPr>
+        <w:rPr>
+          <w:lang w:val="es-MX"/>
+        </w:rPr>
+      </w:pPr>
+    </w:p>
+    <w:p>
+      <w:pPr>
+        <w:rPr>
+          <w:b/>
+          <w:bCs/>
+          <w:lang w:val="es-MX"/>
+        </w:rPr>
+      </w:pPr>
+      <w:r>
+        <w:rPr>
+          <w:b/>
+          <w:bCs/>
+          <w:lang w:val="es-MX"/>
+        </w:rPr>
+        <w:t>Otros</w:t>
       </w:r>
     </w:p>
     <w:sectPr>
@@ -391,8 +650,234 @@
 </file>
 
 <file path=word/numbering.xml><?xml version="1.0" encoding="utf-8"?>
-<w:numbering xmlns:wpc="http://schemas.microsoft.com/office/word/2010/wordprocessingCanvas" xmlns:cx="http://schemas.microsoft.com/office/drawing/2014/chartex" xmlns:cx1="http://schemas.microsoft.com/office/drawing/2015/9/8/chartex" xmlns:cx2="http://schemas.microsoft.com/office/drawing/2015/10/21/chartex" xmlns:cx3="http://schemas.microsoft.com/office/drawing/2016/5/9/chartex" xmlns:cx4="http://schemas.microsoft.com/office/drawing/2016/5/10/chartex" xmlns:cx5="http://schemas.microsoft.com/office/drawing/2016/5/11/chartex" xmlns:cx6="http://schemas.microsoft.com/office/drawing/2016/5/12/chartex" xmlns:cx7="http://schemas.microsoft.com/office/drawing/2016/5/13/chartex" xmlns:cx8="http://schemas.microsoft.com/office/drawing/2016/5/14/chartex" xmlns:mc="http://schemas.openxmlformats.org/markup-compatibility/2006" xmlns:aink="http://schemas.microsoft.com/office/drawing/2016/ink" xmlns:am3d="http://schemas.microsoft.com/office/drawing/2017/model3d" xmlns:o="urn:schemas-microsoft-com:office:office" xmlns:r="http://schemas.openxmlformats.org/officeDocument/2006/relationships" xmlns:m="http://schemas.openxmlformats.org/officeDocument/2006/math" xmlns:v="urn:schemas-microsoft-com:vml" xmlns:wp14="http://schemas.microsoft.com/office/word/2010/wordprocessingDrawing" xmlns:wp="http://schemas.openxmlformats.org/drawingml/2006/wordprocessingDrawing" xmlns:w10="urn:schemas-microsoft-com:office:word" xmlns:w="http://schemas.openxmlformats.org/wordprocessingml/2006/main" xmlns:w14="http://schemas.microsoft.com/office/word/2010/wordml" xmlns:w15="http://schemas.microsoft.com/office/word/2012/wordml" xmlns:w16cex="http://schemas.microsoft.com/office/word/2018/wordml/cex" xmlns:w16cid="http://schemas.microsoft.com/office/word/2016/wordml/cid" xmlns:w16="http://schemas.microsoft.com/office/word/2018/wordml" xmlns:w16sdtdh="http://schemas.microsoft.com/office/word/2020/wordml/sdtdatahash" xmlns:w16se="http://schemas.microsoft.com/office/word/2015/wordml/symex" xmlns:wpg="http://schemas.microsoft.com/office/word/2010/wordprocessingGroup" xmlns:wpi="http://schemas.microsoft.com/office/word/2010/wordprocessingInk" xmlns:wne="http://schemas.microsoft.com/office/word/2006/wordml" xmlns:wps="http://schemas.microsoft.com/office/word/2010/wordprocessingShape" mc:Ignorable="w14 w15 w16se w16cid w16 w16cex w16sdtdh wp14">
+<w:numbering xmlns:wpc="http://schemas.microsoft.com/office/word/2010/wordprocessingCanvas" xmlns:cx="http://schemas.microsoft.com/office/drawing/2014/chartex" xmlns:cx1="http://schemas.microsoft.com/office/drawing/2015/9/8/chartex" xmlns:cx2="http://schemas.microsoft.com/office/drawing/2015/10/21/chartex" xmlns:cx3="http://schemas.microsoft.com/office/drawing/2016/5/9/chartex" xmlns:cx4="http://schemas.microsoft.com/office/drawing/2016/5/10/chartex" xmlns:cx5="http://schemas.microsoft.com/office/drawing/2016/5/11/chartex" xmlns:cx6="http://schemas.microsoft.com/office/drawing/2016/5/12/chartex" xmlns:cx7="http://schemas.microsoft.com/office/drawing/2016/5/13/chartex" xmlns:cx8="http://schemas.microsoft.com/office/drawing/2016/5/14/chartex" xmlns:mc="http://schemas.openxmlformats.org/markup-compatibility/2006" xmlns:aink="http://schemas.microsoft.com/office/drawing/2016/ink" xmlns:am3d="http://schemas.microsoft.com/office/drawing/2017/model3d" xmlns:o="urn:schemas-microsoft-com:office:office" xmlns:oel="http://schemas.microsoft.com/office/2019/extlst" xmlns:r="http://schemas.openxmlformats.org/officeDocument/2006/relationships" xmlns:m="http://schemas.openxmlformats.org/officeDocument/2006/math" xmlns:v="urn:schemas-microsoft-com:vml" xmlns:wp14="http://schemas.microsoft.com/office/word/2010/wordprocessingDrawing" xmlns:wp="http://schemas.openxmlformats.org/drawingml/2006/wordprocessingDrawing" xmlns:w10="urn:schemas-microsoft-com:office:word" xmlns:w="http://schemas.openxmlformats.org/wordprocessingml/2006/main" xmlns:w14="http://schemas.microsoft.com/office/word/2010/wordml" xmlns:w15="http://schemas.microsoft.com/office/word/2012/wordml" xmlns:w16cex="http://schemas.microsoft.com/office/word/2018/wordml/cex" xmlns:w16cid="http://schemas.microsoft.com/office/word/2016/wordml/cid" xmlns:w16="http://schemas.microsoft.com/office/word/2018/wordml" xmlns:w16sdtdh="http://schemas.microsoft.com/office/word/2020/wordml/sdtdatahash" xmlns:w16se="http://schemas.microsoft.com/office/word/2015/wordml/symex" xmlns:wpg="http://schemas.microsoft.com/office/word/2010/wordprocessingGroup" xmlns:wpi="http://schemas.microsoft.com/office/word/2010/wordprocessingInk" xmlns:wne="http://schemas.microsoft.com/office/word/2006/wordml" xmlns:wps="http://schemas.microsoft.com/office/word/2010/wordprocessingShape" mc:Ignorable="w14 w15 w16se w16cid w16 w16cex w16sdtdh wp14">
   <w:abstractNum w:abstractNumId="0" w15:restartNumberingAfterBreak="0">
+    <w:nsid w:val="243D6AAD"/>
+    <w:multiLevelType w:val="hybridMultilevel"/>
+    <w:tmpl w:val="8038705C"/>
+    <w:lvl w:ilvl="0" w:tplc="2C0A0001">
+      <w:start w:val="1"/>
+      <w:numFmt w:val="bullet"/>
+      <w:lvlText w:val=""/>
+      <w:lvlJc w:val="left"/>
+      <w:pPr>
+        <w:ind w:left="720" w:hanging="360"/>
+      </w:pPr>
+      <w:rPr>
+        <w:rFonts w:ascii="Symbol" w:hAnsi="Symbol" w:hint="default"/>
+      </w:rPr>
+    </w:lvl>
+    <w:lvl w:ilvl="1" w:tplc="2C0A0003" w:tentative="1">
+      <w:start w:val="1"/>
+      <w:numFmt w:val="bullet"/>
+      <w:lvlText w:val="o"/>
+      <w:lvlJc w:val="left"/>
+      <w:pPr>
+        <w:ind w:left="1440" w:hanging="360"/>
+      </w:pPr>
+      <w:rPr>
+        <w:rFonts w:ascii="Courier New" w:hAnsi="Courier New" w:cs="Courier New" w:hint="default"/>
+      </w:rPr>
+    </w:lvl>
+    <w:lvl w:ilvl="2" w:tplc="2C0A0005" w:tentative="1">
+      <w:start w:val="1"/>
+      <w:numFmt w:val="bullet"/>
+      <w:lvlText w:val=""/>
+      <w:lvlJc w:val="left"/>
+      <w:pPr>
+        <w:ind w:left="2160" w:hanging="360"/>
+      </w:pPr>
+      <w:rPr>
+        <w:rFonts w:ascii="Wingdings" w:hAnsi="Wingdings" w:hint="default"/>
+      </w:rPr>
+    </w:lvl>
+    <w:lvl w:ilvl="3" w:tplc="2C0A0001" w:tentative="1">
+      <w:start w:val="1"/>
+      <w:numFmt w:val="bullet"/>
+      <w:lvlText w:val=""/>
+      <w:lvlJc w:val="left"/>
+      <w:pPr>
+        <w:ind w:left="2880" w:hanging="360"/>
+      </w:pPr>
+      <w:rPr>
+        <w:rFonts w:ascii="Symbol" w:hAnsi="Symbol" w:hint="default"/>
+      </w:rPr>
+    </w:lvl>
+    <w:lvl w:ilvl="4" w:tplc="2C0A0003" w:tentative="1">
+      <w:start w:val="1"/>
+      <w:numFmt w:val="bullet"/>
+      <w:lvlText w:val="o"/>
+      <w:lvlJc w:val="left"/>
+      <w:pPr>
+        <w:ind w:left="3600" w:hanging="360"/>
+      </w:pPr>
+      <w:rPr>
+        <w:rFonts w:ascii="Courier New" w:hAnsi="Courier New" w:cs="Courier New" w:hint="default"/>
+      </w:rPr>
+    </w:lvl>
+    <w:lvl w:ilvl="5" w:tplc="2C0A0005" w:tentative="1">
+      <w:start w:val="1"/>
+      <w:numFmt w:val="bullet"/>
+      <w:lvlText w:val=""/>
+      <w:lvlJc w:val="left"/>
+      <w:pPr>
+        <w:ind w:left="4320" w:hanging="360"/>
+      </w:pPr>
+      <w:rPr>
+        <w:rFonts w:ascii="Wingdings" w:hAnsi="Wingdings" w:hint="default"/>
+      </w:rPr>
+    </w:lvl>
+    <w:lvl w:ilvl="6" w:tplc="2C0A0001" w:tentative="1">
+      <w:start w:val="1"/>
+      <w:numFmt w:val="bullet"/>
+      <w:lvlText w:val=""/>
+      <w:lvlJc w:val="left"/>
+      <w:pPr>
+        <w:ind w:left="5040" w:hanging="360"/>
+      </w:pPr>
+      <w:rPr>
+        <w:rFonts w:ascii="Symbol" w:hAnsi="Symbol" w:hint="default"/>
+      </w:rPr>
+    </w:lvl>
+    <w:lvl w:ilvl="7" w:tplc="2C0A0003" w:tentative="1">
+      <w:start w:val="1"/>
+      <w:numFmt w:val="bullet"/>
+      <w:lvlText w:val="o"/>
+      <w:lvlJc w:val="left"/>
+      <w:pPr>
+        <w:ind w:left="5760" w:hanging="360"/>
+      </w:pPr>
+      <w:rPr>
+        <w:rFonts w:ascii="Courier New" w:hAnsi="Courier New" w:cs="Courier New" w:hint="default"/>
+      </w:rPr>
+    </w:lvl>
+    <w:lvl w:ilvl="8" w:tplc="2C0A0005" w:tentative="1">
+      <w:start w:val="1"/>
+      <w:numFmt w:val="bullet"/>
+      <w:lvlText w:val=""/>
+      <w:lvlJc w:val="left"/>
+      <w:pPr>
+        <w:ind w:left="6480" w:hanging="360"/>
+      </w:pPr>
+      <w:rPr>
+        <w:rFonts w:ascii="Wingdings" w:hAnsi="Wingdings" w:hint="default"/>
+      </w:rPr>
+    </w:lvl>
+  </w:abstractNum>
+  <w:abstractNum w:abstractNumId="1" w15:restartNumberingAfterBreak="0">
+    <w:nsid w:val="47216E87"/>
+    <w:multiLevelType w:val="hybridMultilevel"/>
+    <w:tmpl w:val="E62839D6"/>
+    <w:lvl w:ilvl="0" w:tplc="2C0A0001">
+      <w:start w:val="1"/>
+      <w:numFmt w:val="bullet"/>
+      <w:lvlText w:val=""/>
+      <w:lvlJc w:val="left"/>
+      <w:pPr>
+        <w:ind w:left="720" w:hanging="360"/>
+      </w:pPr>
+      <w:rPr>
+        <w:rFonts w:ascii="Symbol" w:hAnsi="Symbol" w:hint="default"/>
+      </w:rPr>
+    </w:lvl>
+    <w:lvl w:ilvl="1" w:tplc="2C0A0003" w:tentative="1">
+      <w:start w:val="1"/>
+      <w:numFmt w:val="bullet"/>
+      <w:lvlText w:val="o"/>
+      <w:lvlJc w:val="left"/>
+      <w:pPr>
+        <w:ind w:left="1440" w:hanging="360"/>
+      </w:pPr>
+      <w:rPr>
+        <w:rFonts w:ascii="Courier New" w:hAnsi="Courier New" w:cs="Courier New" w:hint="default"/>
+      </w:rPr>
+    </w:lvl>
+    <w:lvl w:ilvl="2" w:tplc="2C0A0005" w:tentative="1">
+      <w:start w:val="1"/>
+      <w:numFmt w:val="bullet"/>
+      <w:lvlText w:val=""/>
+      <w:lvlJc w:val="left"/>
+      <w:pPr>
+        <w:ind w:left="2160" w:hanging="360"/>
+      </w:pPr>
+      <w:rPr>
+        <w:rFonts w:ascii="Wingdings" w:hAnsi="Wingdings" w:hint="default"/>
+      </w:rPr>
+    </w:lvl>
+    <w:lvl w:ilvl="3" w:tplc="2C0A0001" w:tentative="1">
+      <w:start w:val="1"/>
+      <w:numFmt w:val="bullet"/>
+      <w:lvlText w:val=""/>
+      <w:lvlJc w:val="left"/>
+      <w:pPr>
+        <w:ind w:left="2880" w:hanging="360"/>
+      </w:pPr>
+      <w:rPr>
+        <w:rFonts w:ascii="Symbol" w:hAnsi="Symbol" w:hint="default"/>
+      </w:rPr>
+    </w:lvl>
+    <w:lvl w:ilvl="4" w:tplc="2C0A0003" w:tentative="1">
+      <w:start w:val="1"/>
+      <w:numFmt w:val="bullet"/>
+      <w:lvlText w:val="o"/>
+      <w:lvlJc w:val="left"/>
+      <w:pPr>
+        <w:ind w:left="3600" w:hanging="360"/>
+      </w:pPr>
+      <w:rPr>
+        <w:rFonts w:ascii="Courier New" w:hAnsi="Courier New" w:cs="Courier New" w:hint="default"/>
+      </w:rPr>
+    </w:lvl>
+    <w:lvl w:ilvl="5" w:tplc="2C0A0005" w:tentative="1">
+      <w:start w:val="1"/>
+      <w:numFmt w:val="bullet"/>
+      <w:lvlText w:val=""/>
+      <w:lvlJc w:val="left"/>
+      <w:pPr>
+        <w:ind w:left="4320" w:hanging="360"/>
+      </w:pPr>
+      <w:rPr>
+        <w:rFonts w:ascii="Wingdings" w:hAnsi="Wingdings" w:hint="default"/>
+      </w:rPr>
+    </w:lvl>
+    <w:lvl w:ilvl="6" w:tplc="2C0A0001" w:tentative="1">
+      <w:start w:val="1"/>
+      <w:numFmt w:val="bullet"/>
+      <w:lvlText w:val=""/>
+      <w:lvlJc w:val="left"/>
+      <w:pPr>
+        <w:ind w:left="5040" w:hanging="360"/>
+      </w:pPr>
+      <w:rPr>
+        <w:rFonts w:ascii="Symbol" w:hAnsi="Symbol" w:hint="default"/>
+      </w:rPr>
+    </w:lvl>
+    <w:lvl w:ilvl="7" w:tplc="2C0A0003" w:tentative="1">
+      <w:start w:val="1"/>
+      <w:numFmt w:val="bullet"/>
+      <w:lvlText w:val="o"/>
+      <w:lvlJc w:val="left"/>
+      <w:pPr>
+        <w:ind w:left="5760" w:hanging="360"/>
+      </w:pPr>
+      <w:rPr>
+        <w:rFonts w:ascii="Courier New" w:hAnsi="Courier New" w:cs="Courier New" w:hint="default"/>
+      </w:rPr>
+    </w:lvl>
+    <w:lvl w:ilvl="8" w:tplc="2C0A0005" w:tentative="1">
+      <w:start w:val="1"/>
+      <w:numFmt w:val="bullet"/>
+      <w:lvlText w:val=""/>
+      <w:lvlJc w:val="left"/>
+      <w:pPr>
+        <w:ind w:left="6480" w:hanging="360"/>
+      </w:pPr>
+      <w:rPr>
+        <w:rFonts w:ascii="Wingdings" w:hAnsi="Wingdings" w:hint="default"/>
+      </w:rPr>
+    </w:lvl>
+  </w:abstractNum>
+  <w:abstractNum w:abstractNumId="2" w15:restartNumberingAfterBreak="0">
     <w:nsid w:val="614737D9"/>
     <w:multiLevelType w:val="hybridMultilevel"/>
     <w:tmpl w:val="6882A5FE"/>
@@ -505,7 +990,129 @@
       </w:rPr>
     </w:lvl>
   </w:abstractNum>
-  <w:num w:numId="1">
+  <w:abstractNum w:abstractNumId="3" w15:restartNumberingAfterBreak="0">
+    <w:nsid w:val="633B1318"/>
+    <w:multiLevelType w:val="hybridMultilevel"/>
+    <w:tmpl w:val="6A5E1AC2"/>
+    <w:lvl w:ilvl="0" w:tplc="2C0A0001">
+      <w:start w:val="1"/>
+      <w:numFmt w:val="bullet"/>
+      <w:lvlText w:val=""/>
+      <w:lvlJc w:val="left"/>
+      <w:pPr>
+        <w:ind w:left="720" w:hanging="360"/>
+      </w:pPr>
+      <w:rPr>
+        <w:rFonts w:ascii="Symbol" w:hAnsi="Symbol" w:hint="default"/>
+      </w:rPr>
+    </w:lvl>
+    <w:lvl w:ilvl="1" w:tplc="2C0A0003" w:tentative="1">
+      <w:start w:val="1"/>
+      <w:numFmt w:val="bullet"/>
+      <w:lvlText w:val="o"/>
+      <w:lvlJc w:val="left"/>
+      <w:pPr>
+        <w:ind w:left="1440" w:hanging="360"/>
+      </w:pPr>
+      <w:rPr>
+        <w:rFonts w:ascii="Courier New" w:hAnsi="Courier New" w:cs="Courier New" w:hint="default"/>
+      </w:rPr>
+    </w:lvl>
+    <w:lvl w:ilvl="2" w:tplc="2C0A0005" w:tentative="1">
+      <w:start w:val="1"/>
+      <w:numFmt w:val="bullet"/>
+      <w:lvlText w:val=""/>
+      <w:lvlJc w:val="left"/>
+      <w:pPr>
+        <w:ind w:left="2160" w:hanging="360"/>
+      </w:pPr>
+      <w:rPr>
+        <w:rFonts w:ascii="Wingdings" w:hAnsi="Wingdings" w:hint="default"/>
+      </w:rPr>
+    </w:lvl>
+    <w:lvl w:ilvl="3" w:tplc="2C0A0001" w:tentative="1">
+      <w:start w:val="1"/>
+      <w:numFmt w:val="bullet"/>
+      <w:lvlText w:val=""/>
+      <w:lvlJc w:val="left"/>
+      <w:pPr>
+        <w:ind w:left="2880" w:hanging="360"/>
+      </w:pPr>
+      <w:rPr>
+        <w:rFonts w:ascii="Symbol" w:hAnsi="Symbol" w:hint="default"/>
+      </w:rPr>
+    </w:lvl>
+    <w:lvl w:ilvl="4" w:tplc="2C0A0003" w:tentative="1">
+      <w:start w:val="1"/>
+      <w:numFmt w:val="bullet"/>
+      <w:lvlText w:val="o"/>
+      <w:lvlJc w:val="left"/>
+      <w:pPr>
+        <w:ind w:left="3600" w:hanging="360"/>
+      </w:pPr>
+      <w:rPr>
+        <w:rFonts w:ascii="Courier New" w:hAnsi="Courier New" w:cs="Courier New" w:hint="default"/>
+      </w:rPr>
+    </w:lvl>
+    <w:lvl w:ilvl="5" w:tplc="2C0A0005" w:tentative="1">
+      <w:start w:val="1"/>
+      <w:numFmt w:val="bullet"/>
+      <w:lvlText w:val=""/>
+      <w:lvlJc w:val="left"/>
+      <w:pPr>
+        <w:ind w:left="4320" w:hanging="360"/>
+      </w:pPr>
+      <w:rPr>
+        <w:rFonts w:ascii="Wingdings" w:hAnsi="Wingdings" w:hint="default"/>
+      </w:rPr>
+    </w:lvl>
+    <w:lvl w:ilvl="6" w:tplc="2C0A0001" w:tentative="1">
+      <w:start w:val="1"/>
+      <w:numFmt w:val="bullet"/>
+      <w:lvlText w:val=""/>
+      <w:lvlJc w:val="left"/>
+      <w:pPr>
+        <w:ind w:left="5040" w:hanging="360"/>
+      </w:pPr>
+      <w:rPr>
+        <w:rFonts w:ascii="Symbol" w:hAnsi="Symbol" w:hint="default"/>
+      </w:rPr>
+    </w:lvl>
+    <w:lvl w:ilvl="7" w:tplc="2C0A0003" w:tentative="1">
+      <w:start w:val="1"/>
+      <w:numFmt w:val="bullet"/>
+      <w:lvlText w:val="o"/>
+      <w:lvlJc w:val="left"/>
+      <w:pPr>
+        <w:ind w:left="5760" w:hanging="360"/>
+      </w:pPr>
+      <w:rPr>
+        <w:rFonts w:ascii="Courier New" w:hAnsi="Courier New" w:cs="Courier New" w:hint="default"/>
+      </w:rPr>
+    </w:lvl>
+    <w:lvl w:ilvl="8" w:tplc="2C0A0005" w:tentative="1">
+      <w:start w:val="1"/>
+      <w:numFmt w:val="bullet"/>
+      <w:lvlText w:val=""/>
+      <w:lvlJc w:val="left"/>
+      <w:pPr>
+        <w:ind w:left="6480" w:hanging="360"/>
+      </w:pPr>
+      <w:rPr>
+        <w:rFonts w:ascii="Wingdings" w:hAnsi="Wingdings" w:hint="default"/>
+      </w:rPr>
+    </w:lvl>
+  </w:abstractNum>
+  <w:num w:numId="1" w16cid:durableId="862596491">
+    <w:abstractNumId w:val="2"/>
+  </w:num>
+  <w:num w:numId="2" w16cid:durableId="485975949">
+    <w:abstractNumId w:val="3"/>
+  </w:num>
+  <w:num w:numId="3" w16cid:durableId="727609626">
+    <w:abstractNumId w:val="1"/>
+  </w:num>
+  <w:num w:numId="4" w16cid:durableId="1423380951">
     <w:abstractNumId w:val="0"/>
   </w:num>
 </w:numbering>
@@ -1249,4 +1856,16 @@
     </a:ext>
   </a:extLst>
 </a:theme>
+</file>
+
+<file path=customXml/item1.xml><?xml version="1.0" encoding="utf-8"?>
+<b:Sources xmlns:b="http://schemas.openxmlformats.org/officeDocument/2006/bibliography" xmlns="http://schemas.openxmlformats.org/officeDocument/2006/bibliography" SelectedStyle="\APASixthEditionOfficeOnline.xsl" StyleName="APA" Version="6"/>
+</file>
+
+<file path=customXml/itemProps1.xml><?xml version="1.0" encoding="utf-8"?>
+<ds:datastoreItem xmlns:ds="http://schemas.openxmlformats.org/officeDocument/2006/customXml" ds:itemID="{AA5F374D-E09E-4BCA-8F46-1DF8CD421DCA}">
+  <ds:schemaRefs>
+    <ds:schemaRef ds:uri="http://schemas.openxmlformats.org/officeDocument/2006/bibliography"/>
+  </ds:schemaRefs>
+</ds:datastoreItem>
 </file>